--- a/API/weather/Weather API Client - Technical Documentation.docx
+++ b/API/weather/Weather API Client - Technical Documentation.docx
@@ -3,7 +3,15 @@
 <w:document xmlns:wpc="http://schemas.microsoft.com/office/word/2010/wordprocessingCanvas" xmlns:cx="http://schemas.microsoft.com/office/drawing/2014/chartex" xmlns:cx1="http://schemas.microsoft.com/office/drawing/2015/9/8/chartex" xmlns:cx2="http://schemas.microsoft.com/office/drawing/2015/10/21/chartex" xmlns:cx3="http://schemas.microsoft.com/office/drawing/2016/5/9/chartex" xmlns:cx4="http://schemas.microsoft.com/office/drawing/2016/5/10/chartex" xmlns:cx5="http://schemas.microsoft.com/office/drawing/2016/5/11/chartex" xmlns:cx6="http://schemas.microsoft.com/office/drawing/2016/5/12/chartex" xmlns:cx7="http://schemas.microsoft.com/office/drawing/2016/5/13/chartex" xmlns:cx8="http://schemas.microsoft.com/office/drawing/2016/5/14/chartex" xmlns:mc="http://schemas.openxmlformats.org/markup-compatibility/2006" xmlns:aink="http://schemas.microsoft.com/office/drawing/2016/ink" xmlns:am3d="http://schemas.microsoft.com/office/drawing/2017/model3d" xmlns:o="urn:schemas-microsoft-com:office:office" xmlns:oel="http://schemas.microsoft.com/office/2019/extlst" xmlns:r="http://schemas.openxmlformats.org/officeDocument/2006/relationships" xmlns:m="http://schemas.openxmlformats.org/officeDocument/2006/math" xmlns:v="urn:schemas-microsoft-com:vml" xmlns:wp14="http://schemas.microsoft.com/office/word/2010/wordprocessingDrawing" xmlns:wp="http://schemas.openxmlformats.org/drawingml/2006/wordprocessingDrawing" xmlns:w10="urn:schemas-microsoft-com:office:word" xmlns:w="http://schemas.openxmlformats.org/wordprocessingml/2006/main" xmlns:w14="http://schemas.microsoft.com/office/word/2010/wordml" xmlns:w15="http://schemas.microsoft.com/office/word/2012/wordml" xmlns:w16cex="http://schemas.microsoft.com/office/word/2018/wordml/cex" xmlns:w16cid="http://schemas.microsoft.com/office/word/2016/wordml/cid" xmlns:w16="http://schemas.microsoft.com/office/word/2018/wordml" xmlns:w16du="http://schemas.microsoft.com/office/word/2023/wordml/word16du" xmlns:w16sdtdh="http://schemas.microsoft.com/office/word/2020/wordml/sdtdatahash" xmlns:w16se="http://schemas.microsoft.com/office/word/2015/wordml/symex" xmlns:wpg="http://schemas.microsoft.com/office/word/2010/wordprocessingGroup" xmlns:wpi="http://schemas.microsoft.com/office/word/2010/wordprocessingInk" xmlns:wne="http://schemas.microsoft.com/office/word/2006/wordml" xmlns:wps="http://schemas.microsoft.com/office/word/2010/wordprocessingShape" mc:Ignorable="w14 w15 w16se w16cid w16 w16cex w16sdtdh w16du wp14">
   <w:body>
     <w:p>
-      <w:r>
+      <w:pPr>
+        <w:rPr>
+          <w:lang w:val="en-US"/>
+        </w:rPr>
+      </w:pPr>
+      <w:r>
+        <w:rPr>
+          <w:lang w:val="en-US"/>
+        </w:rPr>
         <w:t xml:space="preserve">Weather API Client – Technical Documentation </w:t>
       </w:r>
     </w:p>
@@ -12,12 +20,14 @@
         <w:rPr>
           <w:b/>
           <w:bCs/>
-        </w:rPr>
-      </w:pPr>
-      <w:r>
-        <w:rPr>
-          <w:b/>
-          <w:bCs/>
+          <w:lang w:val="en-US"/>
+        </w:rPr>
+      </w:pPr>
+      <w:r>
+        <w:rPr>
+          <w:b/>
+          <w:bCs/>
+          <w:lang w:val="en-US"/>
         </w:rPr>
         <w:t>Objective of the Project</w:t>
       </w:r>
@@ -157,6 +167,7 @@
       </w:pPr>
       <w:r>
         <w:rPr>
+          <w:noProof/>
           <w:lang w:val="en-US"/>
         </w:rPr>
         <w:drawing>
@@ -345,6 +356,7 @@
       </w:pPr>
       <w:r>
         <w:rPr>
+          <w:noProof/>
           <w:lang w:val="en-US"/>
         </w:rPr>
         <w:drawing>
@@ -453,6 +465,7 @@
       </w:pPr>
       <w:r>
         <w:rPr>
+          <w:noProof/>
           <w:lang w:val="en-US"/>
         </w:rPr>
         <w:drawing>
@@ -498,43 +511,79 @@
           <w:lang w:val="en-US"/>
         </w:rPr>
       </w:pPr>
-      <w:r>
-        <w:rPr>
-          <w:lang w:val="en-US"/>
-        </w:rPr>
-        <w:t>os: Reads environment variables securely.</w:t>
-      </w:r>
-    </w:p>
-    <w:p>
-      <w:pPr>
-        <w:rPr>
-          <w:lang w:val="en-US"/>
-        </w:rPr>
-      </w:pPr>
-      <w:r>
-        <w:rPr>
+      <w:proofErr w:type="spellStart"/>
+      <w:r>
+        <w:rPr>
+          <w:b/>
+          <w:bCs/>
+          <w:lang w:val="en-US"/>
+        </w:rPr>
+        <w:t>os</w:t>
+      </w:r>
+      <w:proofErr w:type="spellEnd"/>
+      <w:r>
+        <w:rPr>
+          <w:b/>
+          <w:bCs/>
+          <w:lang w:val="en-US"/>
+        </w:rPr>
+        <w:t>:</w:t>
+      </w:r>
+      <w:r>
+        <w:rPr>
+          <w:lang w:val="en-US"/>
+        </w:rPr>
+        <w:t xml:space="preserve"> Reads environment variables securely.</w:t>
+      </w:r>
+    </w:p>
+    <w:p>
+      <w:pPr>
+        <w:rPr>
+          <w:lang w:val="en-US"/>
+        </w:rPr>
+      </w:pPr>
+      <w:r>
+        <w:rPr>
+          <w:b/>
+          <w:bCs/>
           <w:lang w:val="en-US"/>
         </w:rPr>
         <w:t>l</w:t>
       </w:r>
       <w:r>
         <w:rPr>
-          <w:lang w:val="en-US"/>
-        </w:rPr>
-        <w:t>ogging: Professional logging (preferred over print).</w:t>
-      </w:r>
-    </w:p>
-    <w:p>
-      <w:pPr>
-        <w:rPr>
-          <w:lang w:val="en-US"/>
-        </w:rPr>
-      </w:pPr>
-      <w:r>
-        <w:rPr>
-          <w:lang w:val="en-US"/>
-        </w:rPr>
-        <w:t xml:space="preserve">typing: improves readability, static analysis, and IDE support. </w:t>
+          <w:b/>
+          <w:bCs/>
+          <w:lang w:val="en-US"/>
+        </w:rPr>
+        <w:t>ogging:</w:t>
+      </w:r>
+      <w:r>
+        <w:rPr>
+          <w:lang w:val="en-US"/>
+        </w:rPr>
+        <w:t xml:space="preserve"> Professional logging (preferred over print).</w:t>
+      </w:r>
+    </w:p>
+    <w:p>
+      <w:pPr>
+        <w:rPr>
+          <w:lang w:val="en-US"/>
+        </w:rPr>
+      </w:pPr>
+      <w:r>
+        <w:rPr>
+          <w:b/>
+          <w:bCs/>
+          <w:lang w:val="en-US"/>
+        </w:rPr>
+        <w:t>typing:</w:t>
+      </w:r>
+      <w:r>
+        <w:rPr>
+          <w:lang w:val="en-US"/>
+        </w:rPr>
+        <w:t xml:space="preserve"> improves readability, static analysis, and IDE support. </w:t>
       </w:r>
     </w:p>
     <w:p>
@@ -562,6 +611,7 @@
       </w:pPr>
       <w:r>
         <w:rPr>
+          <w:noProof/>
           <w:lang w:val="en-US"/>
         </w:rPr>
         <w:drawing>
@@ -610,11 +660,15 @@
     <w:p>
       <w:pPr>
         <w:rPr>
-          <w:lang w:val="en-US"/>
-        </w:rPr>
-      </w:pPr>
-      <w:r>
-        <w:rPr>
+          <w:b/>
+          <w:bCs/>
+          <w:lang w:val="en-US"/>
+        </w:rPr>
+      </w:pPr>
+      <w:r>
+        <w:rPr>
+          <w:b/>
+          <w:bCs/>
           <w:lang w:val="en-US"/>
         </w:rPr>
         <w:t>Purpose:</w:t>
@@ -662,11 +716,15 @@
     <w:p>
       <w:pPr>
         <w:rPr>
-          <w:lang w:val="en-US"/>
-        </w:rPr>
-      </w:pPr>
-      <w:r>
-        <w:rPr>
+          <w:b/>
+          <w:bCs/>
+          <w:lang w:val="en-US"/>
+        </w:rPr>
+      </w:pPr>
+      <w:r>
+        <w:rPr>
+          <w:b/>
+          <w:bCs/>
           <w:lang w:val="en-US"/>
         </w:rPr>
         <w:t>Key points:</w:t>
@@ -761,6 +819,157 @@
           <w:lang w:val="en-US"/>
         </w:rPr>
         <w:lastRenderedPageBreak/>
+        <w:t>Logging Configuration</w:t>
+      </w:r>
+    </w:p>
+    <w:p>
+      <w:pPr>
+        <w:rPr>
+          <w:lang w:val="en-US"/>
+        </w:rPr>
+      </w:pPr>
+      <w:r>
+        <w:rPr>
+          <w:lang w:val="en-US"/>
+        </w:rPr>
+        <w:drawing>
+          <wp:inline distT="0" distB="0" distL="0" distR="0" wp14:anchorId="5DF93D89" wp14:editId="53C6DDB1">
+            <wp:extent cx="4521200" cy="1010146"/>
+            <wp:effectExtent l="0" t="0" r="0" b="0"/>
+            <wp:docPr id="1337656779" name="Imagem 1"/>
+            <wp:cNvGraphicFramePr>
+              <a:graphicFrameLocks xmlns:a="http://schemas.openxmlformats.org/drawingml/2006/main" noChangeAspect="1"/>
+            </wp:cNvGraphicFramePr>
+            <a:graphic xmlns:a="http://schemas.openxmlformats.org/drawingml/2006/main">
+              <a:graphicData uri="http://schemas.openxmlformats.org/drawingml/2006/picture">
+                <pic:pic xmlns:pic="http://schemas.openxmlformats.org/drawingml/2006/picture">
+                  <pic:nvPicPr>
+                    <pic:cNvPr id="1337656779" name=""/>
+                    <pic:cNvPicPr/>
+                  </pic:nvPicPr>
+                  <pic:blipFill>
+                    <a:blip r:embed="rId8"/>
+                    <a:stretch>
+                      <a:fillRect/>
+                    </a:stretch>
+                  </pic:blipFill>
+                  <pic:spPr>
+                    <a:xfrm>
+                      <a:off x="0" y="0"/>
+                      <a:ext cx="4540715" cy="1014506"/>
+                    </a:xfrm>
+                    <a:prstGeom prst="rect">
+                      <a:avLst/>
+                    </a:prstGeom>
+                  </pic:spPr>
+                </pic:pic>
+              </a:graphicData>
+            </a:graphic>
+          </wp:inline>
+        </w:drawing>
+      </w:r>
+    </w:p>
+    <w:p>
+      <w:pPr>
+        <w:rPr>
+          <w:lang w:val="en-US"/>
+        </w:rPr>
+      </w:pPr>
+      <w:r>
+        <w:rPr>
+          <w:lang w:val="en-US"/>
+        </w:rPr>
+        <w:t>Why logging is used i</w:t>
+      </w:r>
+      <w:r>
+        <w:rPr>
+          <w:lang w:val="en-US"/>
+        </w:rPr>
+        <w:t>nstead of print:</w:t>
+      </w:r>
+    </w:p>
+    <w:p>
+      <w:pPr>
+        <w:rPr>
+          <w:lang w:val="en-US"/>
+        </w:rPr>
+      </w:pPr>
+      <w:r>
+        <w:rPr>
+          <w:lang w:val="en-US"/>
+        </w:rPr>
+        <w:t>Supports log levels (INFO, ERROR, DEBUG)</w:t>
+      </w:r>
+    </w:p>
+    <w:p>
+      <w:pPr>
+        <w:rPr>
+          <w:lang w:val="en-US"/>
+        </w:rPr>
+      </w:pPr>
+      <w:r>
+        <w:rPr>
+          <w:lang w:val="en-US"/>
+        </w:rPr>
+        <w:t>Can be redirected to files, monitoring tools, or cloud platforms</w:t>
+      </w:r>
+    </w:p>
+    <w:p>
+      <w:pPr>
+        <w:rPr>
+          <w:lang w:val="en-US"/>
+        </w:rPr>
+      </w:pPr>
+      <w:r>
+        <w:rPr>
+          <w:lang w:val="en-US"/>
+        </w:rPr>
+        <w:t xml:space="preserve">Essential for production </w:t>
+      </w:r>
+      <w:proofErr w:type="spellStart"/>
+      <w:r>
+        <w:rPr>
+          <w:lang w:val="en-US"/>
+        </w:rPr>
+        <w:t>encironments</w:t>
+      </w:r>
+      <w:proofErr w:type="spellEnd"/>
+    </w:p>
+    <w:p>
+      <w:pPr>
+        <w:rPr>
+          <w:lang w:val="en-US"/>
+        </w:rPr>
+      </w:pPr>
+    </w:p>
+    <w:p>
+      <w:pPr>
+        <w:rPr>
+          <w:lang w:val="en-US"/>
+        </w:rPr>
+      </w:pPr>
+    </w:p>
+    <w:p>
+      <w:pPr>
+        <w:rPr>
+          <w:lang w:val="en-US"/>
+        </w:rPr>
+      </w:pPr>
+    </w:p>
+    <w:p>
+      <w:pPr>
+        <w:rPr>
+          <w:b/>
+          <w:bCs/>
+          <w:lang w:val="en-US"/>
+        </w:rPr>
+      </w:pPr>
+      <w:r>
+        <w:rPr>
+          <w:b/>
+          <w:bCs/>
+          <w:lang w:val="en-US"/>
+        </w:rPr>
         <w:t xml:space="preserve">Logging Configuration </w:t>
       </w:r>
     </w:p>
@@ -772,6 +981,7 @@
       </w:pPr>
       <w:r>
         <w:rPr>
+          <w:noProof/>
           <w:lang w:val="en-US"/>
         </w:rPr>
         <w:drawing>
@@ -790,7 +1000,7 @@
                     <pic:cNvPicPr/>
                   </pic:nvPicPr>
                   <pic:blipFill>
-                    <a:blip r:embed="rId8"/>
+                    <a:blip r:embed="rId9"/>
                     <a:stretch>
                       <a:fillRect/>
                     </a:stretch>
@@ -892,6 +1102,7 @@
       </w:pPr>
       <w:r>
         <w:rPr>
+          <w:noProof/>
           <w:lang w:val="en-US"/>
         </w:rPr>
         <w:drawing>
@@ -910,7 +1121,7 @@
                     <pic:cNvPicPr/>
                   </pic:nvPicPr>
                   <pic:blipFill>
-                    <a:blip r:embed="rId9"/>
+                    <a:blip r:embed="rId10"/>
                     <a:stretch>
                       <a:fillRect/>
                     </a:stretch>
@@ -929,6 +1140,1792 @@
             </a:graphic>
           </wp:inline>
         </w:drawing>
+      </w:r>
+    </w:p>
+    <w:p>
+      <w:pPr>
+        <w:rPr>
+          <w:lang w:val="en-US"/>
+        </w:rPr>
+      </w:pPr>
+      <w:r>
+        <w:rPr>
+          <w:lang w:val="en-US"/>
+        </w:rPr>
+        <w:t>Purpose:</w:t>
+      </w:r>
+    </w:p>
+    <w:p>
+      <w:pPr>
+        <w:rPr>
+          <w:lang w:val="en-US"/>
+        </w:rPr>
+      </w:pPr>
+      <w:r>
+        <w:rPr>
+          <w:lang w:val="en-US"/>
+        </w:rPr>
+        <w:t>Creates a domain-specific exception</w:t>
+      </w:r>
+    </w:p>
+    <w:p>
+      <w:pPr>
+        <w:rPr>
+          <w:lang w:val="en-US"/>
+        </w:rPr>
+      </w:pPr>
+      <w:r>
+        <w:rPr>
+          <w:lang w:val="en-US"/>
+        </w:rPr>
+        <w:t>Avoids leaking low-level HTTP errors</w:t>
+      </w:r>
+    </w:p>
+    <w:p>
+      <w:pPr>
+        <w:rPr>
+          <w:lang w:val="en-US"/>
+        </w:rPr>
+      </w:pPr>
+      <w:r>
+        <w:rPr>
+          <w:lang w:val="en-US"/>
+        </w:rPr>
+        <w:t>Males error handling explicit and meaning</w:t>
+      </w:r>
+      <w:r>
+        <w:rPr>
+          <w:lang w:val="en-US"/>
+        </w:rPr>
+        <w:t xml:space="preserve">ful </w:t>
+      </w:r>
+    </w:p>
+    <w:p>
+      <w:pPr>
+        <w:rPr>
+          <w:lang w:val="en-US"/>
+        </w:rPr>
+      </w:pPr>
+    </w:p>
+    <w:p>
+      <w:pPr>
+        <w:rPr>
+          <w:lang w:val="en-US"/>
+        </w:rPr>
+      </w:pPr>
+    </w:p>
+    <w:p>
+      <w:pPr>
+        <w:rPr>
+          <w:b/>
+          <w:bCs/>
+          <w:lang w:val="en-US"/>
+        </w:rPr>
+      </w:pPr>
+      <w:r>
+        <w:rPr>
+          <w:b/>
+          <w:bCs/>
+          <w:lang w:val="en-US"/>
+        </w:rPr>
+        <w:lastRenderedPageBreak/>
+        <w:t>Core AP</w:t>
+      </w:r>
+      <w:r>
+        <w:rPr>
+          <w:b/>
+          <w:bCs/>
+          <w:lang w:val="en-US"/>
+        </w:rPr>
+        <w:t xml:space="preserve"> Client Function</w:t>
+      </w:r>
+    </w:p>
+    <w:p>
+      <w:pPr>
+        <w:rPr>
+          <w:lang w:val="en-US"/>
+        </w:rPr>
+      </w:pPr>
+      <w:r>
+        <w:rPr>
+          <w:lang w:val="en-US"/>
+        </w:rPr>
+        <w:drawing>
+          <wp:inline distT="0" distB="0" distL="0" distR="0" wp14:anchorId="3A76F810" wp14:editId="30B9DDE6">
+            <wp:extent cx="5400040" cy="556895"/>
+            <wp:effectExtent l="0" t="0" r="0" b="0"/>
+            <wp:docPr id="325354449" name="Imagem 1"/>
+            <wp:cNvGraphicFramePr>
+              <a:graphicFrameLocks xmlns:a="http://schemas.openxmlformats.org/drawingml/2006/main" noChangeAspect="1"/>
+            </wp:cNvGraphicFramePr>
+            <a:graphic xmlns:a="http://schemas.openxmlformats.org/drawingml/2006/main">
+              <a:graphicData uri="http://schemas.openxmlformats.org/drawingml/2006/picture">
+                <pic:pic xmlns:pic="http://schemas.openxmlformats.org/drawingml/2006/picture">
+                  <pic:nvPicPr>
+                    <pic:cNvPr id="325354449" name=""/>
+                    <pic:cNvPicPr/>
+                  </pic:nvPicPr>
+                  <pic:blipFill>
+                    <a:blip r:embed="rId11"/>
+                    <a:stretch>
+                      <a:fillRect/>
+                    </a:stretch>
+                  </pic:blipFill>
+                  <pic:spPr>
+                    <a:xfrm>
+                      <a:off x="0" y="0"/>
+                      <a:ext cx="5400040" cy="556895"/>
+                    </a:xfrm>
+                    <a:prstGeom prst="rect">
+                      <a:avLst/>
+                    </a:prstGeom>
+                  </pic:spPr>
+                </pic:pic>
+              </a:graphicData>
+            </a:graphic>
+          </wp:inline>
+        </w:drawing>
+      </w:r>
+    </w:p>
+    <w:p>
+      <w:pPr>
+        <w:rPr>
+          <w:lang w:val="en-US"/>
+        </w:rPr>
+      </w:pPr>
+      <w:r>
+        <w:rPr>
+          <w:lang w:val="en-US"/>
+        </w:rPr>
+        <w:t>Responsibilities:</w:t>
+      </w:r>
+    </w:p>
+    <w:p>
+      <w:pPr>
+        <w:rPr>
+          <w:lang w:val="en-US"/>
+        </w:rPr>
+      </w:pPr>
+      <w:r>
+        <w:rPr>
+          <w:lang w:val="en-US"/>
+        </w:rPr>
+        <w:t>Validate environment configuration</w:t>
+      </w:r>
+    </w:p>
+    <w:p>
+      <w:pPr>
+        <w:rPr>
+          <w:lang w:val="en-US"/>
+        </w:rPr>
+      </w:pPr>
+      <w:r>
+        <w:rPr>
+          <w:lang w:val="en-US"/>
+        </w:rPr>
+        <w:t>Perform HTTP request</w:t>
+      </w:r>
+    </w:p>
+    <w:p>
+      <w:pPr>
+        <w:rPr>
+          <w:lang w:val="en-US"/>
+        </w:rPr>
+      </w:pPr>
+      <w:r>
+        <w:rPr>
+          <w:lang w:val="en-US"/>
+        </w:rPr>
+        <w:t>Handle network and API errors</w:t>
+      </w:r>
+    </w:p>
+    <w:p>
+      <w:pPr>
+        <w:rPr>
+          <w:lang w:val="en-US"/>
+        </w:rPr>
+      </w:pPr>
+      <w:r>
+        <w:rPr>
+          <w:lang w:val="en-US"/>
+        </w:rPr>
+        <w:t>Return raw API data</w:t>
+      </w:r>
+    </w:p>
+    <w:p>
+      <w:pPr>
+        <w:rPr>
+          <w:b/>
+          <w:bCs/>
+          <w:lang w:val="en-US"/>
+        </w:rPr>
+      </w:pPr>
+      <w:r>
+        <w:rPr>
+          <w:b/>
+          <w:bCs/>
+          <w:lang w:val="en-US"/>
+        </w:rPr>
+        <w:t xml:space="preserve">API </w:t>
+      </w:r>
+      <w:r>
+        <w:rPr>
+          <w:b/>
+          <w:bCs/>
+          <w:lang w:val="en-US"/>
+        </w:rPr>
+        <w:t>Key Validation</w:t>
+      </w:r>
+    </w:p>
+    <w:p>
+      <w:pPr>
+        <w:rPr>
+          <w:lang w:val="en-US"/>
+        </w:rPr>
+      </w:pPr>
+      <w:r>
+        <w:rPr>
+          <w:lang w:val="en-US"/>
+        </w:rPr>
+        <w:drawing>
+          <wp:inline distT="0" distB="0" distL="0" distR="0" wp14:anchorId="04AFADA6" wp14:editId="4B32DFA3">
+            <wp:extent cx="5400040" cy="554990"/>
+            <wp:effectExtent l="0" t="0" r="0" b="0"/>
+            <wp:docPr id="273204866" name="Imagem 1"/>
+            <wp:cNvGraphicFramePr>
+              <a:graphicFrameLocks xmlns:a="http://schemas.openxmlformats.org/drawingml/2006/main" noChangeAspect="1"/>
+            </wp:cNvGraphicFramePr>
+            <a:graphic xmlns:a="http://schemas.openxmlformats.org/drawingml/2006/main">
+              <a:graphicData uri="http://schemas.openxmlformats.org/drawingml/2006/picture">
+                <pic:pic xmlns:pic="http://schemas.openxmlformats.org/drawingml/2006/picture">
+                  <pic:nvPicPr>
+                    <pic:cNvPr id="273204866" name=""/>
+                    <pic:cNvPicPr/>
+                  </pic:nvPicPr>
+                  <pic:blipFill>
+                    <a:blip r:embed="rId12"/>
+                    <a:stretch>
+                      <a:fillRect/>
+                    </a:stretch>
+                  </pic:blipFill>
+                  <pic:spPr>
+                    <a:xfrm>
+                      <a:off x="0" y="0"/>
+                      <a:ext cx="5400040" cy="554990"/>
+                    </a:xfrm>
+                    <a:prstGeom prst="rect">
+                      <a:avLst/>
+                    </a:prstGeom>
+                  </pic:spPr>
+                </pic:pic>
+              </a:graphicData>
+            </a:graphic>
+          </wp:inline>
+        </w:drawing>
+      </w:r>
+    </w:p>
+    <w:p>
+      <w:pPr>
+        <w:rPr>
+          <w:lang w:val="en-US"/>
+        </w:rPr>
+      </w:pPr>
+      <w:r>
+        <w:rPr>
+          <w:lang w:val="en-US"/>
+        </w:rPr>
+        <w:t>Prevents silent failures and provides immediate feedback if the environment is misconfigured</w:t>
+      </w:r>
+      <w:r>
+        <w:rPr>
+          <w:lang w:val="en-US"/>
+        </w:rPr>
+        <w:t>.</w:t>
+      </w:r>
+    </w:p>
+    <w:p>
+      <w:pPr>
+        <w:rPr>
+          <w:b/>
+          <w:bCs/>
+          <w:lang w:val="en-US"/>
+        </w:rPr>
+      </w:pPr>
+      <w:r>
+        <w:rPr>
+          <w:b/>
+          <w:bCs/>
+          <w:lang w:val="en-US"/>
+        </w:rPr>
+        <w:t>Request Parameters</w:t>
+      </w:r>
+    </w:p>
+    <w:p>
+      <w:pPr>
+        <w:rPr>
+          <w:b/>
+          <w:bCs/>
+          <w:lang w:val="en-US"/>
+        </w:rPr>
+      </w:pPr>
+      <w:r>
+        <w:rPr>
+          <w:b/>
+          <w:bCs/>
+          <w:lang w:val="en-US"/>
+        </w:rPr>
+        <w:drawing>
+          <wp:inline distT="0" distB="0" distL="0" distR="0" wp14:anchorId="777B4D73" wp14:editId="63F0517B">
+            <wp:extent cx="5400040" cy="1297940"/>
+            <wp:effectExtent l="0" t="0" r="0" b="0"/>
+            <wp:docPr id="959317025" name="Imagem 1"/>
+            <wp:cNvGraphicFramePr>
+              <a:graphicFrameLocks xmlns:a="http://schemas.openxmlformats.org/drawingml/2006/main" noChangeAspect="1"/>
+            </wp:cNvGraphicFramePr>
+            <a:graphic xmlns:a="http://schemas.openxmlformats.org/drawingml/2006/main">
+              <a:graphicData uri="http://schemas.openxmlformats.org/drawingml/2006/picture">
+                <pic:pic xmlns:pic="http://schemas.openxmlformats.org/drawingml/2006/picture">
+                  <pic:nvPicPr>
+                    <pic:cNvPr id="959317025" name=""/>
+                    <pic:cNvPicPr/>
+                  </pic:nvPicPr>
+                  <pic:blipFill>
+                    <a:blip r:embed="rId13"/>
+                    <a:stretch>
+                      <a:fillRect/>
+                    </a:stretch>
+                  </pic:blipFill>
+                  <pic:spPr>
+                    <a:xfrm>
+                      <a:off x="0" y="0"/>
+                      <a:ext cx="5400040" cy="1297940"/>
+                    </a:xfrm>
+                    <a:prstGeom prst="rect">
+                      <a:avLst/>
+                    </a:prstGeom>
+                  </pic:spPr>
+                </pic:pic>
+              </a:graphicData>
+            </a:graphic>
+          </wp:inline>
+        </w:drawing>
+      </w:r>
+    </w:p>
+    <w:p>
+      <w:pPr>
+        <w:rPr>
+          <w:lang w:val="en-US"/>
+        </w:rPr>
+      </w:pPr>
+      <w:r>
+        <w:rPr>
+          <w:b/>
+          <w:bCs/>
+          <w:lang w:val="en-US"/>
+        </w:rPr>
+        <w:t xml:space="preserve">Key: </w:t>
+      </w:r>
+      <w:r>
+        <w:rPr>
+          <w:lang w:val="en-US"/>
+        </w:rPr>
+        <w:t>API authentication</w:t>
+      </w:r>
+    </w:p>
+    <w:p>
+      <w:pPr>
+        <w:rPr>
+          <w:lang w:val="en-US"/>
+        </w:rPr>
+      </w:pPr>
+      <w:r>
+        <w:rPr>
+          <w:lang w:val="en-US"/>
+        </w:rPr>
+        <w:t>Q: City name</w:t>
+      </w:r>
+    </w:p>
+    <w:p>
+      <w:pPr>
+        <w:rPr>
+          <w:lang w:val="en-US"/>
+        </w:rPr>
+      </w:pPr>
+      <w:r>
+        <w:rPr>
+          <w:lang w:val="en-US"/>
+        </w:rPr>
+        <w:t>Lang: response language</w:t>
+      </w:r>
+    </w:p>
+    <w:p>
+      <w:pPr>
+        <w:rPr>
+          <w:b/>
+          <w:bCs/>
+          <w:lang w:val="en-US"/>
+        </w:rPr>
+      </w:pPr>
+      <w:r>
+        <w:rPr>
+          <w:b/>
+          <w:bCs/>
+          <w:lang w:val="en-US"/>
+        </w:rPr>
+        <w:t>HTTP request and error handling</w:t>
+      </w:r>
+    </w:p>
+    <w:p>
+      <w:pPr>
+        <w:rPr>
+          <w:b/>
+          <w:bCs/>
+          <w:lang w:val="en-US"/>
+        </w:rPr>
+      </w:pPr>
+      <w:r>
+        <w:rPr>
+          <w:b/>
+          <w:bCs/>
+          <w:lang w:val="en-US"/>
+        </w:rPr>
+        <w:drawing>
+          <wp:inline distT="0" distB="0" distL="0" distR="0" wp14:anchorId="6ED77518" wp14:editId="00677539">
+            <wp:extent cx="5400040" cy="505460"/>
+            <wp:effectExtent l="0" t="0" r="0" b="8890"/>
+            <wp:docPr id="714999765" name="Imagem 1"/>
+            <wp:cNvGraphicFramePr>
+              <a:graphicFrameLocks xmlns:a="http://schemas.openxmlformats.org/drawingml/2006/main" noChangeAspect="1"/>
+            </wp:cNvGraphicFramePr>
+            <a:graphic xmlns:a="http://schemas.openxmlformats.org/drawingml/2006/main">
+              <a:graphicData uri="http://schemas.openxmlformats.org/drawingml/2006/picture">
+                <pic:pic xmlns:pic="http://schemas.openxmlformats.org/drawingml/2006/picture">
+                  <pic:nvPicPr>
+                    <pic:cNvPr id="714999765" name=""/>
+                    <pic:cNvPicPr/>
+                  </pic:nvPicPr>
+                  <pic:blipFill>
+                    <a:blip r:embed="rId14"/>
+                    <a:stretch>
+                      <a:fillRect/>
+                    </a:stretch>
+                  </pic:blipFill>
+                  <pic:spPr>
+                    <a:xfrm>
+                      <a:off x="0" y="0"/>
+                      <a:ext cx="5400040" cy="505460"/>
+                    </a:xfrm>
+                    <a:prstGeom prst="rect">
+                      <a:avLst/>
+                    </a:prstGeom>
+                  </pic:spPr>
+                </pic:pic>
+              </a:graphicData>
+            </a:graphic>
+          </wp:inline>
+        </w:drawing>
+      </w:r>
+    </w:p>
+    <w:p>
+      <w:pPr>
+        <w:rPr>
+          <w:lang w:val="en-US"/>
+        </w:rPr>
+      </w:pPr>
+      <w:proofErr w:type="spellStart"/>
+      <w:r>
+        <w:rPr>
+          <w:lang w:val="en-US"/>
+        </w:rPr>
+        <w:t>Raise_for_</w:t>
+      </w:r>
+      <w:proofErr w:type="gramStart"/>
+      <w:r>
+        <w:rPr>
+          <w:lang w:val="en-US"/>
+        </w:rPr>
+        <w:t>status</w:t>
+      </w:r>
+      <w:proofErr w:type="spellEnd"/>
+      <w:r>
+        <w:rPr>
+          <w:lang w:val="en-US"/>
+        </w:rPr>
+        <w:t>(</w:t>
+      </w:r>
+      <w:proofErr w:type="gramEnd"/>
+      <w:r>
+        <w:rPr>
+          <w:lang w:val="en-US"/>
+        </w:rPr>
+        <w:t>) ensures HTTP errors are not ignored</w:t>
+      </w:r>
+    </w:p>
+    <w:p>
+      <w:pPr>
+        <w:rPr>
+          <w:lang w:val="en-US"/>
+        </w:rPr>
+      </w:pPr>
+      <w:r>
+        <w:rPr>
+          <w:lang w:val="en-US"/>
+        </w:rPr>
+        <w:t>Timeout avoids infinite waiting</w:t>
+      </w:r>
+    </w:p>
+    <w:p>
+      <w:pPr>
+        <w:rPr>
+          <w:lang w:val="en-US"/>
+        </w:rPr>
+      </w:pPr>
+      <w:r>
+        <w:rPr>
+          <w:lang w:val="en-US"/>
+        </w:rPr>
+        <w:t>Any error raises a WeatherAPIerror.</w:t>
+      </w:r>
+    </w:p>
+    <w:p>
+      <w:pPr>
+        <w:rPr>
+          <w:lang w:val="en-US"/>
+        </w:rPr>
+      </w:pPr>
+    </w:p>
+    <w:p>
+      <w:pPr>
+        <w:rPr>
+          <w:lang w:val="en-US"/>
+        </w:rPr>
+      </w:pPr>
+    </w:p>
+    <w:p>
+      <w:pPr>
+        <w:rPr>
+          <w:lang w:val="en-US"/>
+        </w:rPr>
+      </w:pPr>
+    </w:p>
+    <w:p>
+      <w:pPr>
+        <w:rPr>
+          <w:b/>
+          <w:bCs/>
+          <w:lang w:val="en-US"/>
+        </w:rPr>
+      </w:pPr>
+      <w:r>
+        <w:rPr>
+          <w:b/>
+          <w:bCs/>
+          <w:lang w:val="en-US"/>
+        </w:rPr>
+        <w:lastRenderedPageBreak/>
+        <w:t>Data Normalization Layer</w:t>
+      </w:r>
+    </w:p>
+    <w:p>
+      <w:pPr>
+        <w:rPr>
+          <w:lang w:val="en-US"/>
+        </w:rPr>
+      </w:pPr>
+      <w:r>
+        <w:rPr>
+          <w:lang w:val="en-US"/>
+        </w:rPr>
+        <w:drawing>
+          <wp:inline distT="0" distB="0" distL="0" distR="0" wp14:anchorId="6751B6DC" wp14:editId="51C35C5D">
+            <wp:extent cx="5400040" cy="530225"/>
+            <wp:effectExtent l="0" t="0" r="0" b="3175"/>
+            <wp:docPr id="729094857" name="Imagem 1"/>
+            <wp:cNvGraphicFramePr>
+              <a:graphicFrameLocks xmlns:a="http://schemas.openxmlformats.org/drawingml/2006/main" noChangeAspect="1"/>
+            </wp:cNvGraphicFramePr>
+            <a:graphic xmlns:a="http://schemas.openxmlformats.org/drawingml/2006/main">
+              <a:graphicData uri="http://schemas.openxmlformats.org/drawingml/2006/picture">
+                <pic:pic xmlns:pic="http://schemas.openxmlformats.org/drawingml/2006/picture">
+                  <pic:nvPicPr>
+                    <pic:cNvPr id="729094857" name=""/>
+                    <pic:cNvPicPr/>
+                  </pic:nvPicPr>
+                  <pic:blipFill>
+                    <a:blip r:embed="rId15"/>
+                    <a:stretch>
+                      <a:fillRect/>
+                    </a:stretch>
+                  </pic:blipFill>
+                  <pic:spPr>
+                    <a:xfrm>
+                      <a:off x="0" y="0"/>
+                      <a:ext cx="5400040" cy="530225"/>
+                    </a:xfrm>
+                    <a:prstGeom prst="rect">
+                      <a:avLst/>
+                    </a:prstGeom>
+                  </pic:spPr>
+                </pic:pic>
+              </a:graphicData>
+            </a:graphic>
+          </wp:inline>
+        </w:drawing>
+      </w:r>
+    </w:p>
+    <w:p>
+      <w:pPr>
+        <w:rPr>
+          <w:lang w:val="en-US"/>
+        </w:rPr>
+      </w:pPr>
+      <w:r>
+        <w:rPr>
+          <w:lang w:val="en-US"/>
+        </w:rPr>
+        <w:t>Purpose:</w:t>
+      </w:r>
+    </w:p>
+    <w:p>
+      <w:pPr>
+        <w:rPr>
+          <w:lang w:val="en-US"/>
+        </w:rPr>
+      </w:pPr>
+      <w:r>
+        <w:rPr>
+          <w:lang w:val="en-US"/>
+        </w:rPr>
+        <w:t>Extract only relevant information</w:t>
+      </w:r>
+    </w:p>
+    <w:p>
+      <w:pPr>
+        <w:rPr>
+          <w:lang w:val="en-US"/>
+        </w:rPr>
+      </w:pPr>
+      <w:r>
+        <w:rPr>
+          <w:lang w:val="en-US"/>
+        </w:rPr>
+        <w:t>Hide API response complexity</w:t>
+      </w:r>
+    </w:p>
+    <w:p>
+      <w:pPr>
+        <w:rPr>
+          <w:lang w:val="en-US"/>
+        </w:rPr>
+      </w:pPr>
+      <w:r>
+        <w:rPr>
+          <w:lang w:val="en-US"/>
+        </w:rPr>
+        <w:t>Create a stable internal data structure</w:t>
+      </w:r>
+    </w:p>
+    <w:p>
+      <w:pPr>
+        <w:rPr>
+          <w:b/>
+          <w:bCs/>
+          <w:lang w:val="en-US"/>
+        </w:rPr>
+      </w:pPr>
+      <w:r>
+        <w:rPr>
+          <w:b/>
+          <w:bCs/>
+          <w:lang w:val="en-US"/>
+        </w:rPr>
+        <w:t>Ext</w:t>
+      </w:r>
+      <w:r>
+        <w:rPr>
+          <w:b/>
+          <w:bCs/>
+          <w:lang w:val="en-US"/>
+        </w:rPr>
+        <w:t>racted Fields</w:t>
+      </w:r>
+    </w:p>
+    <w:p>
+      <w:pPr>
+        <w:rPr>
+          <w:lang w:val="en-US"/>
+        </w:rPr>
+      </w:pPr>
+      <w:r>
+        <w:rPr>
+          <w:lang w:val="en-US"/>
+        </w:rPr>
+        <w:drawing>
+          <wp:inline distT="0" distB="0" distL="0" distR="0" wp14:anchorId="2EACB70D" wp14:editId="11FDA4A6">
+            <wp:extent cx="4161790" cy="1711404"/>
+            <wp:effectExtent l="0" t="0" r="0" b="3175"/>
+            <wp:docPr id="676594567" name="Imagem 1"/>
+            <wp:cNvGraphicFramePr>
+              <a:graphicFrameLocks xmlns:a="http://schemas.openxmlformats.org/drawingml/2006/main" noChangeAspect="1"/>
+            </wp:cNvGraphicFramePr>
+            <a:graphic xmlns:a="http://schemas.openxmlformats.org/drawingml/2006/main">
+              <a:graphicData uri="http://schemas.openxmlformats.org/drawingml/2006/picture">
+                <pic:pic xmlns:pic="http://schemas.openxmlformats.org/drawingml/2006/picture">
+                  <pic:nvPicPr>
+                    <pic:cNvPr id="676594567" name=""/>
+                    <pic:cNvPicPr/>
+                  </pic:nvPicPr>
+                  <pic:blipFill>
+                    <a:blip r:embed="rId16"/>
+                    <a:stretch>
+                      <a:fillRect/>
+                    </a:stretch>
+                  </pic:blipFill>
+                  <pic:spPr>
+                    <a:xfrm>
+                      <a:off x="0" y="0"/>
+                      <a:ext cx="4169088" cy="1714405"/>
+                    </a:xfrm>
+                    <a:prstGeom prst="rect">
+                      <a:avLst/>
+                    </a:prstGeom>
+                  </pic:spPr>
+                </pic:pic>
+              </a:graphicData>
+            </a:graphic>
+          </wp:inline>
+        </w:drawing>
+      </w:r>
+    </w:p>
+    <w:p>
+      <w:pPr>
+        <w:rPr>
+          <w:lang w:val="en-US"/>
+        </w:rPr>
+      </w:pPr>
+      <w:r>
+        <w:rPr>
+          <w:lang w:val="en-US"/>
+        </w:rPr>
+        <w:t>This abstraction:</w:t>
+      </w:r>
+    </w:p>
+    <w:p>
+      <w:pPr>
+        <w:rPr>
+          <w:lang w:val="en-US"/>
+        </w:rPr>
+      </w:pPr>
+      <w:r>
+        <w:rPr>
+          <w:lang w:val="en-US"/>
+        </w:rPr>
+        <w:t>Protects the application from API changes</w:t>
+      </w:r>
+    </w:p>
+    <w:p>
+      <w:pPr>
+        <w:rPr>
+          <w:lang w:val="en-US"/>
+        </w:rPr>
+      </w:pPr>
+      <w:r>
+        <w:rPr>
+          <w:lang w:val="en-US"/>
+        </w:rPr>
+        <w:t>Simplifies presentation and testing</w:t>
+      </w:r>
+    </w:p>
+    <w:p>
+      <w:pPr>
+        <w:rPr>
+          <w:lang w:val="en-US"/>
+        </w:rPr>
+      </w:pPr>
+      <w:r>
+        <w:rPr>
+          <w:lang w:val="en-US"/>
+        </w:rPr>
+        <w:t xml:space="preserve">Makes the code self-documenting </w:t>
+      </w:r>
+    </w:p>
+    <w:p>
+      <w:pPr>
+        <w:rPr>
+          <w:b/>
+          <w:bCs/>
+          <w:lang w:val="en-US"/>
+        </w:rPr>
+      </w:pPr>
+      <w:r>
+        <w:rPr>
+          <w:b/>
+          <w:bCs/>
+          <w:lang w:val="en-US"/>
+        </w:rPr>
+        <w:t>Presentation Layer</w:t>
+      </w:r>
+    </w:p>
+    <w:p>
+      <w:pPr>
+        <w:rPr>
+          <w:lang w:val="en-US"/>
+        </w:rPr>
+      </w:pPr>
+      <w:r>
+        <w:rPr>
+          <w:lang w:val="en-US"/>
+        </w:rPr>
+        <w:drawing>
+          <wp:inline distT="0" distB="0" distL="0" distR="0" wp14:anchorId="0DF3D87F" wp14:editId="0FB428AC">
+            <wp:extent cx="3892550" cy="563938"/>
+            <wp:effectExtent l="0" t="0" r="0" b="7620"/>
+            <wp:docPr id="1259414878" name="Imagem 1"/>
+            <wp:cNvGraphicFramePr>
+              <a:graphicFrameLocks xmlns:a="http://schemas.openxmlformats.org/drawingml/2006/main" noChangeAspect="1"/>
+            </wp:cNvGraphicFramePr>
+            <a:graphic xmlns:a="http://schemas.openxmlformats.org/drawingml/2006/main">
+              <a:graphicData uri="http://schemas.openxmlformats.org/drawingml/2006/picture">
+                <pic:pic xmlns:pic="http://schemas.openxmlformats.org/drawingml/2006/picture">
+                  <pic:nvPicPr>
+                    <pic:cNvPr id="1259414878" name=""/>
+                    <pic:cNvPicPr/>
+                  </pic:nvPicPr>
+                  <pic:blipFill>
+                    <a:blip r:embed="rId17"/>
+                    <a:stretch>
+                      <a:fillRect/>
+                    </a:stretch>
+                  </pic:blipFill>
+                  <pic:spPr>
+                    <a:xfrm>
+                      <a:off x="0" y="0"/>
+                      <a:ext cx="3914143" cy="567066"/>
+                    </a:xfrm>
+                    <a:prstGeom prst="rect">
+                      <a:avLst/>
+                    </a:prstGeom>
+                  </pic:spPr>
+                </pic:pic>
+              </a:graphicData>
+            </a:graphic>
+          </wp:inline>
+        </w:drawing>
+      </w:r>
+    </w:p>
+    <w:p>
+      <w:pPr>
+        <w:rPr>
+          <w:b/>
+          <w:bCs/>
+          <w:lang w:val="en-US"/>
+        </w:rPr>
+      </w:pPr>
+      <w:r>
+        <w:rPr>
+          <w:b/>
+          <w:bCs/>
+          <w:lang w:val="en-US"/>
+        </w:rPr>
+        <w:t>Responsibility:</w:t>
+      </w:r>
+    </w:p>
+    <w:p>
+      <w:pPr>
+        <w:rPr>
+          <w:lang w:val="en-US"/>
+        </w:rPr>
+      </w:pPr>
+      <w:r>
+        <w:rPr>
+          <w:lang w:val="en-US"/>
+        </w:rPr>
+        <w:t>Format output for human consumption</w:t>
+      </w:r>
+    </w:p>
+    <w:p>
+      <w:pPr>
+        <w:rPr>
+          <w:lang w:val="en-US"/>
+        </w:rPr>
+      </w:pPr>
+      <w:r>
+        <w:rPr>
+          <w:lang w:val="en-US"/>
+        </w:rPr>
+        <w:t>Keep UI logic separate from business logic</w:t>
+      </w:r>
+    </w:p>
+    <w:p>
+      <w:pPr>
+        <w:rPr>
+          <w:lang w:val="en-US"/>
+        </w:rPr>
+      </w:pPr>
+    </w:p>
+    <w:p>
+      <w:pPr>
+        <w:rPr>
+          <w:lang w:val="en-US"/>
+        </w:rPr>
+      </w:pPr>
+    </w:p>
+    <w:p>
+      <w:pPr>
+        <w:rPr>
+          <w:lang w:val="en-US"/>
+        </w:rPr>
+      </w:pPr>
+    </w:p>
+    <w:p>
+      <w:pPr>
+        <w:rPr>
+          <w:lang w:val="en-US"/>
+        </w:rPr>
+      </w:pPr>
+    </w:p>
+    <w:p>
+      <w:pPr>
+        <w:rPr>
+          <w:lang w:val="en-US"/>
+        </w:rPr>
+      </w:pPr>
+    </w:p>
+    <w:p>
+      <w:pPr>
+        <w:rPr>
+          <w:lang w:val="en-US"/>
+        </w:rPr>
+      </w:pPr>
+    </w:p>
+    <w:p>
+      <w:pPr>
+        <w:rPr>
+          <w:lang w:val="en-US"/>
+        </w:rPr>
+      </w:pPr>
+      <w:r>
+        <w:rPr>
+          <w:lang w:val="en-US"/>
+        </w:rPr>
+        <w:lastRenderedPageBreak/>
+        <w:t>Output example:</w:t>
+      </w:r>
+    </w:p>
+    <w:p>
+      <w:pPr>
+        <w:rPr>
+          <w:lang w:val="en-US"/>
+        </w:rPr>
+      </w:pPr>
+      <w:r>
+        <w:rPr>
+          <w:lang w:val="en-US"/>
+        </w:rPr>
+        <w:drawing>
+          <wp:inline distT="0" distB="0" distL="0" distR="0" wp14:anchorId="2F5AA514" wp14:editId="71E75A59">
+            <wp:extent cx="5400040" cy="1567815"/>
+            <wp:effectExtent l="0" t="0" r="0" b="0"/>
+            <wp:docPr id="1660846392" name="Imagem 1"/>
+            <wp:cNvGraphicFramePr>
+              <a:graphicFrameLocks xmlns:a="http://schemas.openxmlformats.org/drawingml/2006/main" noChangeAspect="1"/>
+            </wp:cNvGraphicFramePr>
+            <a:graphic xmlns:a="http://schemas.openxmlformats.org/drawingml/2006/main">
+              <a:graphicData uri="http://schemas.openxmlformats.org/drawingml/2006/picture">
+                <pic:pic xmlns:pic="http://schemas.openxmlformats.org/drawingml/2006/picture">
+                  <pic:nvPicPr>
+                    <pic:cNvPr id="1660846392" name=""/>
+                    <pic:cNvPicPr/>
+                  </pic:nvPicPr>
+                  <pic:blipFill>
+                    <a:blip r:embed="rId18"/>
+                    <a:stretch>
+                      <a:fillRect/>
+                    </a:stretch>
+                  </pic:blipFill>
+                  <pic:spPr>
+                    <a:xfrm>
+                      <a:off x="0" y="0"/>
+                      <a:ext cx="5400040" cy="1567815"/>
+                    </a:xfrm>
+                    <a:prstGeom prst="rect">
+                      <a:avLst/>
+                    </a:prstGeom>
+                  </pic:spPr>
+                </pic:pic>
+              </a:graphicData>
+            </a:graphic>
+          </wp:inline>
+        </w:drawing>
+      </w:r>
+    </w:p>
+    <w:p>
+      <w:pPr>
+        <w:rPr>
+          <w:b/>
+          <w:bCs/>
+          <w:lang w:val="en-US"/>
+        </w:rPr>
+      </w:pPr>
+      <w:r>
+        <w:rPr>
+          <w:b/>
+          <w:bCs/>
+          <w:lang w:val="en-US"/>
+        </w:rPr>
+        <w:t>Application Orchestration</w:t>
+      </w:r>
+    </w:p>
+    <w:p>
+      <w:pPr>
+        <w:rPr>
+          <w:lang w:val="en-US"/>
+        </w:rPr>
+      </w:pPr>
+      <w:r>
+        <w:rPr>
+          <w:lang w:val="en-US"/>
+        </w:rPr>
+        <w:drawing>
+          <wp:inline distT="0" distB="0" distL="0" distR="0" wp14:anchorId="7A6B66CC" wp14:editId="376F0C9E">
+            <wp:extent cx="5400040" cy="450215"/>
+            <wp:effectExtent l="0" t="0" r="0" b="6985"/>
+            <wp:docPr id="1564719289" name="Imagem 1"/>
+            <wp:cNvGraphicFramePr>
+              <a:graphicFrameLocks xmlns:a="http://schemas.openxmlformats.org/drawingml/2006/main" noChangeAspect="1"/>
+            </wp:cNvGraphicFramePr>
+            <a:graphic xmlns:a="http://schemas.openxmlformats.org/drawingml/2006/main">
+              <a:graphicData uri="http://schemas.openxmlformats.org/drawingml/2006/picture">
+                <pic:pic xmlns:pic="http://schemas.openxmlformats.org/drawingml/2006/picture">
+                  <pic:nvPicPr>
+                    <pic:cNvPr id="1564719289" name=""/>
+                    <pic:cNvPicPr/>
+                  </pic:nvPicPr>
+                  <pic:blipFill>
+                    <a:blip r:embed="rId19"/>
+                    <a:stretch>
+                      <a:fillRect/>
+                    </a:stretch>
+                  </pic:blipFill>
+                  <pic:spPr>
+                    <a:xfrm>
+                      <a:off x="0" y="0"/>
+                      <a:ext cx="5400040" cy="450215"/>
+                    </a:xfrm>
+                    <a:prstGeom prst="rect">
+                      <a:avLst/>
+                    </a:prstGeom>
+                  </pic:spPr>
+                </pic:pic>
+              </a:graphicData>
+            </a:graphic>
+          </wp:inline>
+        </w:drawing>
+      </w:r>
+    </w:p>
+    <w:p>
+      <w:pPr>
+        <w:rPr>
+          <w:lang w:val="en-US"/>
+        </w:rPr>
+      </w:pPr>
+      <w:r>
+        <w:rPr>
+          <w:lang w:val="en-US"/>
+        </w:rPr>
+        <w:t>What this fu</w:t>
+      </w:r>
+      <w:r>
+        <w:rPr>
+          <w:lang w:val="en-US"/>
+        </w:rPr>
+        <w:t>nction does:</w:t>
+      </w:r>
+    </w:p>
+    <w:p>
+      <w:pPr>
+        <w:rPr>
+          <w:lang w:val="en-US"/>
+        </w:rPr>
+      </w:pPr>
+      <w:r>
+        <w:rPr>
+          <w:lang w:val="en-US"/>
+        </w:rPr>
+        <w:t xml:space="preserve">Iterates through multiple cities </w:t>
+      </w:r>
+    </w:p>
+    <w:p>
+      <w:pPr>
+        <w:rPr>
+          <w:lang w:val="en-US"/>
+        </w:rPr>
+      </w:pPr>
+      <w:r>
+        <w:rPr>
+          <w:lang w:val="en-US"/>
+        </w:rPr>
+        <w:t>Calls the API client</w:t>
+      </w:r>
+    </w:p>
+    <w:p>
+      <w:pPr>
+        <w:rPr>
+          <w:lang w:val="en-US"/>
+        </w:rPr>
+      </w:pPr>
+      <w:r>
+        <w:rPr>
+          <w:lang w:val="en-US"/>
+        </w:rPr>
+        <w:t>Normalizes data</w:t>
+      </w:r>
+    </w:p>
+    <w:p>
+      <w:pPr>
+        <w:rPr>
+          <w:lang w:val="en-US"/>
+        </w:rPr>
+      </w:pPr>
+      <w:r>
+        <w:rPr>
+          <w:lang w:val="en-US"/>
+        </w:rPr>
+        <w:t>Displays results</w:t>
+      </w:r>
+    </w:p>
+    <w:p>
+      <w:pPr>
+        <w:rPr>
+          <w:lang w:val="en-US"/>
+        </w:rPr>
+      </w:pPr>
+      <w:r>
+        <w:rPr>
+          <w:lang w:val="en-US"/>
+        </w:rPr>
+        <w:t>Handles failures without stopping the application</w:t>
+      </w:r>
+    </w:p>
+    <w:p>
+      <w:pPr>
+        <w:rPr>
+          <w:lang w:val="en-US"/>
+        </w:rPr>
+      </w:pPr>
+      <w:r>
+        <w:rPr>
+          <w:lang w:val="en-US"/>
+        </w:rPr>
+        <w:t xml:space="preserve">This is the control flow layer of the application </w:t>
+      </w:r>
+    </w:p>
+    <w:p>
+      <w:pPr>
+        <w:rPr>
+          <w:b/>
+          <w:bCs/>
+          <w:lang w:val="en-US"/>
+        </w:rPr>
+      </w:pPr>
+      <w:r>
+        <w:rPr>
+          <w:b/>
+          <w:bCs/>
+          <w:lang w:val="en-US"/>
+        </w:rPr>
+        <w:t>Entry Point Guard</w:t>
+      </w:r>
+    </w:p>
+    <w:p>
+      <w:pPr>
+        <w:rPr>
+          <w:lang w:val="en-US"/>
+        </w:rPr>
+      </w:pPr>
+      <w:r>
+        <w:rPr>
+          <w:lang w:val="en-US"/>
+        </w:rPr>
+        <w:drawing>
+          <wp:inline distT="0" distB="0" distL="0" distR="0" wp14:anchorId="1AE9ECCF" wp14:editId="36F6E6F6">
+            <wp:extent cx="5400040" cy="396875"/>
+            <wp:effectExtent l="0" t="0" r="0" b="3175"/>
+            <wp:docPr id="1800540163" name="Imagem 1"/>
+            <wp:cNvGraphicFramePr>
+              <a:graphicFrameLocks xmlns:a="http://schemas.openxmlformats.org/drawingml/2006/main" noChangeAspect="1"/>
+            </wp:cNvGraphicFramePr>
+            <a:graphic xmlns:a="http://schemas.openxmlformats.org/drawingml/2006/main">
+              <a:graphicData uri="http://schemas.openxmlformats.org/drawingml/2006/picture">
+                <pic:pic xmlns:pic="http://schemas.openxmlformats.org/drawingml/2006/picture">
+                  <pic:nvPicPr>
+                    <pic:cNvPr id="1800540163" name=""/>
+                    <pic:cNvPicPr/>
+                  </pic:nvPicPr>
+                  <pic:blipFill>
+                    <a:blip r:embed="rId20"/>
+                    <a:stretch>
+                      <a:fillRect/>
+                    </a:stretch>
+                  </pic:blipFill>
+                  <pic:spPr>
+                    <a:xfrm>
+                      <a:off x="0" y="0"/>
+                      <a:ext cx="5400040" cy="396875"/>
+                    </a:xfrm>
+                    <a:prstGeom prst="rect">
+                      <a:avLst/>
+                    </a:prstGeom>
+                  </pic:spPr>
+                </pic:pic>
+              </a:graphicData>
+            </a:graphic>
+          </wp:inline>
+        </w:drawing>
+      </w:r>
+    </w:p>
+    <w:p>
+      <w:pPr>
+        <w:rPr>
+          <w:lang w:val="en-US"/>
+        </w:rPr>
+      </w:pPr>
+      <w:r>
+        <w:rPr>
+          <w:lang w:val="en-US"/>
+        </w:rPr>
+        <w:t>Why these matters:</w:t>
+      </w:r>
+    </w:p>
+    <w:p>
+      <w:pPr>
+        <w:rPr>
+          <w:lang w:val="en-US"/>
+        </w:rPr>
+      </w:pPr>
+      <w:r>
+        <w:rPr>
+          <w:lang w:val="en-US"/>
+        </w:rPr>
+        <w:t xml:space="preserve">Prevents unintended </w:t>
+      </w:r>
+      <w:proofErr w:type="spellStart"/>
+      <w:r>
+        <w:rPr>
+          <w:lang w:val="en-US"/>
+        </w:rPr>
+        <w:t>exection</w:t>
+      </w:r>
+      <w:proofErr w:type="spellEnd"/>
+      <w:r>
+        <w:rPr>
+          <w:lang w:val="en-US"/>
+        </w:rPr>
+        <w:t xml:space="preserve"> during imports</w:t>
+      </w:r>
+    </w:p>
+    <w:p>
+      <w:pPr>
+        <w:rPr>
+          <w:lang w:val="en-US"/>
+        </w:rPr>
+      </w:pPr>
+      <w:r>
+        <w:rPr>
+          <w:lang w:val="en-US"/>
+        </w:rPr>
+        <w:t xml:space="preserve">Enable reuse in other modules </w:t>
+      </w:r>
+    </w:p>
+    <w:p>
+      <w:pPr>
+        <w:rPr>
+          <w:lang w:val="en-US"/>
+        </w:rPr>
+      </w:pPr>
+      <w:r>
+        <w:rPr>
+          <w:lang w:val="en-US"/>
+        </w:rPr>
+        <w:t>Required for testability and scalability</w:t>
+      </w:r>
+    </w:p>
+    <w:p>
+      <w:pPr>
+        <w:rPr>
+          <w:lang w:val="en-US"/>
+        </w:rPr>
+      </w:pPr>
+    </w:p>
+    <w:p>
+      <w:pPr>
+        <w:rPr>
+          <w:lang w:val="en-US"/>
+        </w:rPr>
+      </w:pPr>
+    </w:p>
+    <w:p>
+      <w:pPr>
+        <w:rPr>
+          <w:lang w:val="en-US"/>
+        </w:rPr>
+      </w:pPr>
+    </w:p>
+    <w:p>
+      <w:pPr>
+        <w:rPr>
+          <w:lang w:val="en-US"/>
+        </w:rPr>
+      </w:pPr>
+    </w:p>
+    <w:p>
+      <w:pPr>
+        <w:rPr>
+          <w:lang w:val="en-US"/>
+        </w:rPr>
+      </w:pPr>
+    </w:p>
+    <w:p>
+      <w:pPr>
+        <w:rPr>
+          <w:lang w:val="en-US"/>
+        </w:rPr>
+      </w:pPr>
+    </w:p>
+    <w:p>
+      <w:pPr>
+        <w:rPr>
+          <w:lang w:val="en-US"/>
+        </w:rPr>
+      </w:pPr>
+    </w:p>
+    <w:p>
+      <w:pPr>
+        <w:rPr>
+          <w:b/>
+          <w:bCs/>
+          <w:lang w:val="en-US"/>
+        </w:rPr>
+      </w:pPr>
+      <w:r>
+        <w:rPr>
+          <w:b/>
+          <w:bCs/>
+          <w:lang w:val="en-US"/>
+        </w:rPr>
+        <w:lastRenderedPageBreak/>
+        <w:t xml:space="preserve">Cities Configuration </w:t>
+      </w:r>
+    </w:p>
+    <w:p>
+      <w:pPr>
+        <w:rPr>
+          <w:lang w:val="en-US"/>
+        </w:rPr>
+      </w:pPr>
+      <w:r>
+        <w:rPr>
+          <w:lang w:val="en-US"/>
+        </w:rPr>
+        <w:drawing>
+          <wp:inline distT="0" distB="0" distL="0" distR="0" wp14:anchorId="36EA9AAD" wp14:editId="518D12FB">
+            <wp:extent cx="5400040" cy="1151890"/>
+            <wp:effectExtent l="0" t="0" r="0" b="0"/>
+            <wp:docPr id="669089857" name="Imagem 1"/>
+            <wp:cNvGraphicFramePr>
+              <a:graphicFrameLocks xmlns:a="http://schemas.openxmlformats.org/drawingml/2006/main" noChangeAspect="1"/>
+            </wp:cNvGraphicFramePr>
+            <a:graphic xmlns:a="http://schemas.openxmlformats.org/drawingml/2006/main">
+              <a:graphicData uri="http://schemas.openxmlformats.org/drawingml/2006/picture">
+                <pic:pic xmlns:pic="http://schemas.openxmlformats.org/drawingml/2006/picture">
+                  <pic:nvPicPr>
+                    <pic:cNvPr id="669089857" name=""/>
+                    <pic:cNvPicPr/>
+                  </pic:nvPicPr>
+                  <pic:blipFill>
+                    <a:blip r:embed="rId21"/>
+                    <a:stretch>
+                      <a:fillRect/>
+                    </a:stretch>
+                  </pic:blipFill>
+                  <pic:spPr>
+                    <a:xfrm>
+                      <a:off x="0" y="0"/>
+                      <a:ext cx="5400040" cy="1151890"/>
+                    </a:xfrm>
+                    <a:prstGeom prst="rect">
+                      <a:avLst/>
+                    </a:prstGeom>
+                  </pic:spPr>
+                </pic:pic>
+              </a:graphicData>
+            </a:graphic>
+          </wp:inline>
+        </w:drawing>
+      </w:r>
+    </w:p>
+    <w:p>
+      <w:pPr>
+        <w:rPr>
+          <w:lang w:val="en-US"/>
+        </w:rPr>
+      </w:pPr>
+      <w:r>
+        <w:rPr>
+          <w:lang w:val="en-US"/>
+        </w:rPr>
+        <w:t>This design allows:</w:t>
+      </w:r>
+    </w:p>
+    <w:p>
+      <w:pPr>
+        <w:rPr>
+          <w:lang w:val="en-US"/>
+        </w:rPr>
+      </w:pPr>
+      <w:r>
+        <w:rPr>
+          <w:lang w:val="en-US"/>
+        </w:rPr>
+        <w:t>Essy extension</w:t>
+      </w:r>
+    </w:p>
+    <w:p>
+      <w:pPr>
+        <w:rPr>
+          <w:lang w:val="en-US"/>
+        </w:rPr>
+      </w:pPr>
+      <w:r>
+        <w:rPr>
+          <w:lang w:val="en-US"/>
+        </w:rPr>
+        <w:t>Configuration via file or database in the future</w:t>
+      </w:r>
+    </w:p>
+    <w:p>
+      <w:pPr>
+        <w:rPr>
+          <w:lang w:val="en-US"/>
+        </w:rPr>
+      </w:pPr>
+      <w:r>
+        <w:rPr>
+          <w:lang w:val="en-US"/>
+        </w:rPr>
+        <w:t xml:space="preserve">CLI or API-driven inputs later. </w:t>
+      </w:r>
+    </w:p>
+    <w:p>
+      <w:pPr>
+        <w:rPr>
+          <w:b/>
+          <w:bCs/>
+          <w:lang w:val="en-US"/>
+        </w:rPr>
+      </w:pPr>
+      <w:r>
+        <w:rPr>
+          <w:b/>
+          <w:bCs/>
+          <w:lang w:val="en-US"/>
+        </w:rPr>
+        <w:t>Secur</w:t>
+      </w:r>
+      <w:r>
+        <w:rPr>
+          <w:b/>
+          <w:bCs/>
+          <w:lang w:val="en-US"/>
+        </w:rPr>
+        <w:t>ity Considerations</w:t>
+      </w:r>
+    </w:p>
+    <w:p>
+      <w:pPr>
+        <w:rPr>
+          <w:lang w:val="en-US"/>
+        </w:rPr>
+      </w:pPr>
+      <w:r>
+        <w:rPr>
+          <w:lang w:val="en-US"/>
+        </w:rPr>
+        <w:t>API key stored outside source code</w:t>
+      </w:r>
+    </w:p>
+    <w:p>
+      <w:pPr>
+        <w:rPr>
+          <w:lang w:val="en-US"/>
+        </w:rPr>
+      </w:pPr>
+      <w:r>
+        <w:rPr>
+          <w:lang w:val="en-US"/>
+        </w:rPr>
+        <w:t>No sensitive data logged</w:t>
+      </w:r>
+    </w:p>
+    <w:p>
+      <w:pPr>
+        <w:rPr>
+          <w:lang w:val="en-US"/>
+        </w:rPr>
+      </w:pPr>
+      <w:r>
+        <w:rPr>
+          <w:lang w:val="en-US"/>
+        </w:rPr>
+        <w:t xml:space="preserve">Proper exception handling </w:t>
+      </w:r>
+    </w:p>
+    <w:p>
+      <w:pPr>
+        <w:rPr>
+          <w:lang w:val="en-US"/>
+        </w:rPr>
+      </w:pPr>
+      <w:r>
+        <w:rPr>
+          <w:lang w:val="en-US"/>
+        </w:rPr>
+        <w:t xml:space="preserve">Safe timeout configuration </w:t>
+      </w:r>
+    </w:p>
+    <w:p>
+      <w:pPr>
+        <w:rPr>
+          <w:lang w:val="en-US"/>
+        </w:rPr>
+      </w:pPr>
+      <w:r>
+        <w:rPr>
+          <w:lang w:val="en-US"/>
+        </w:rPr>
+        <w:t xml:space="preserve">This meets industry security standards </w:t>
+      </w:r>
+    </w:p>
+    <w:p>
+      <w:pPr>
+        <w:rPr>
+          <w:b/>
+          <w:bCs/>
+          <w:lang w:val="en-US"/>
+        </w:rPr>
+      </w:pPr>
+      <w:r>
+        <w:rPr>
+          <w:b/>
+          <w:bCs/>
+          <w:lang w:val="en-US"/>
+        </w:rPr>
+        <w:t>Scalability Path</w:t>
+      </w:r>
+    </w:p>
+    <w:p>
+      <w:pPr>
+        <w:rPr>
+          <w:lang w:val="en-US"/>
+        </w:rPr>
+      </w:pPr>
+      <w:r>
+        <w:rPr>
+          <w:lang w:val="en-US"/>
+        </w:rPr>
+        <w:t>This code is ready to evolve into:</w:t>
+      </w:r>
+    </w:p>
+    <w:p>
+      <w:pPr>
+        <w:rPr>
+          <w:lang w:val="en-US"/>
+        </w:rPr>
+      </w:pPr>
+      <w:r>
+        <w:rPr>
+          <w:lang w:val="en-US"/>
+        </w:rPr>
+        <w:t>Async client (</w:t>
+      </w:r>
+      <w:proofErr w:type="spellStart"/>
+      <w:r>
+        <w:rPr>
+          <w:lang w:val="en-US"/>
+        </w:rPr>
+        <w:t>httpx</w:t>
+      </w:r>
+      <w:proofErr w:type="spellEnd"/>
+      <w:r>
+        <w:rPr>
+          <w:lang w:val="en-US"/>
+        </w:rPr>
+        <w:t xml:space="preserve">, </w:t>
+      </w:r>
+      <w:proofErr w:type="spellStart"/>
+      <w:r>
+        <w:rPr>
+          <w:lang w:val="en-US"/>
+        </w:rPr>
+        <w:t>asyncio</w:t>
+      </w:r>
+      <w:proofErr w:type="spellEnd"/>
+      <w:r>
+        <w:rPr>
+          <w:lang w:val="en-US"/>
+        </w:rPr>
+        <w:t>)</w:t>
+      </w:r>
+    </w:p>
+    <w:p>
+      <w:pPr>
+        <w:rPr>
+          <w:lang w:val="en-US"/>
+        </w:rPr>
+      </w:pPr>
+      <w:r>
+        <w:rPr>
+          <w:lang w:val="en-US"/>
+        </w:rPr>
+        <w:t>REST API (FastAPI)</w:t>
+      </w:r>
+    </w:p>
+    <w:p>
+      <w:pPr>
+        <w:rPr>
+          <w:lang w:val="en-US"/>
+        </w:rPr>
+      </w:pPr>
+      <w:r>
+        <w:rPr>
+          <w:lang w:val="en-US"/>
+        </w:rPr>
+        <w:t xml:space="preserve">Microservice </w:t>
+      </w:r>
+    </w:p>
+    <w:p>
+      <w:pPr>
+        <w:rPr>
+          <w:lang w:val="en-US"/>
+        </w:rPr>
+      </w:pPr>
+      <w:proofErr w:type="spellStart"/>
+      <w:r>
+        <w:rPr>
+          <w:lang w:val="en-US"/>
+        </w:rPr>
+        <w:t>Dockerized</w:t>
+      </w:r>
+      <w:proofErr w:type="spellEnd"/>
+      <w:r>
+        <w:rPr>
+          <w:lang w:val="en-US"/>
+        </w:rPr>
+        <w:t xml:space="preserve"> application </w:t>
+      </w:r>
+    </w:p>
+    <w:p>
+      <w:pPr>
+        <w:rPr>
+          <w:lang w:val="en-US"/>
+        </w:rPr>
+      </w:pPr>
+      <w:r>
+        <w:rPr>
+          <w:lang w:val="en-US"/>
+        </w:rPr>
+        <w:t>Cloud-native deployment</w:t>
+      </w:r>
+    </w:p>
+    <w:p>
+      <w:pPr>
+        <w:rPr>
+          <w:lang w:val="en-US"/>
+        </w:rPr>
+      </w:pPr>
+      <w:r>
+        <w:rPr>
+          <w:lang w:val="en-US"/>
+        </w:rPr>
+        <w:t>Summary</w:t>
+      </w:r>
+    </w:p>
+    <w:p>
+      <w:pPr>
+        <w:rPr>
+          <w:lang w:val="en-US"/>
+        </w:rPr>
+      </w:pPr>
+      <w:r>
+        <w:rPr>
+          <w:lang w:val="en-US"/>
+        </w:rPr>
+        <w:t>This implementation demonstrates:</w:t>
+      </w:r>
+    </w:p>
+    <w:p>
+      <w:pPr>
+        <w:rPr>
+          <w:lang w:val="en-US"/>
+        </w:rPr>
+      </w:pPr>
+      <w:r>
+        <w:rPr>
+          <w:lang w:val="en-US"/>
+        </w:rPr>
+        <w:t>Professional API consumption</w:t>
+      </w:r>
+    </w:p>
+    <w:p>
+      <w:pPr>
+        <w:rPr>
+          <w:lang w:val="en-US"/>
+        </w:rPr>
+      </w:pPr>
+      <w:r>
+        <w:rPr>
+          <w:lang w:val="en-US"/>
+        </w:rPr>
+        <w:t>Clean architecture principles</w:t>
+      </w:r>
+    </w:p>
+    <w:p>
+      <w:pPr>
+        <w:rPr>
+          <w:lang w:val="en-US"/>
+        </w:rPr>
+      </w:pPr>
+      <w:r>
+        <w:rPr>
+          <w:lang w:val="en-US"/>
+        </w:rPr>
+        <w:t>Secure secret management</w:t>
+      </w:r>
+    </w:p>
+    <w:p>
+      <w:pPr>
+        <w:rPr>
+          <w:lang w:val="en-US"/>
+        </w:rPr>
+      </w:pPr>
+      <w:r>
+        <w:rPr>
+          <w:lang w:val="en-US"/>
+        </w:rPr>
+        <w:t>Production-level error handling</w:t>
+      </w:r>
+    </w:p>
+    <w:p>
+      <w:pPr>
+        <w:rPr>
+          <w:lang w:val="en-US"/>
+        </w:rPr>
+      </w:pPr>
+      <w:r>
+        <w:rPr>
+          <w:lang w:val="en-US"/>
+        </w:rPr>
+        <w:t>Clear separation of concerns</w:t>
       </w:r>
     </w:p>
     <w:sectPr>
